--- a/tillsyn/A 59526-2025 tillsynsbegäran.docx
+++ b/tillsyn/A 59526-2025 tillsynsbegäran.docx
@@ -229,7 +229,7 @@
     <w:r>
       <w:tab/>
       <w:tab/>
-      <w:t>2025-11-29</w:t>
+      <w:t>2025-11-30</w:t>
       <w:br/>
       <w:br/>
     </w:r>

--- a/tillsyn/A 59526-2025 tillsynsbegäran.docx
+++ b/tillsyn/A 59526-2025 tillsynsbegäran.docx
@@ -229,7 +229,7 @@
     <w:r>
       <w:tab/>
       <w:tab/>
-      <w:t>2025-11-30</w:t>
+      <w:t>2025-12-01</w:t>
       <w:br/>
       <w:br/>
     </w:r>

--- a/tillsyn/A 59526-2025 tillsynsbegäran.docx
+++ b/tillsyn/A 59526-2025 tillsynsbegäran.docx
@@ -229,7 +229,7 @@
     <w:r>
       <w:tab/>
       <w:tab/>
-      <w:t>2025-12-01</w:t>
+      <w:t>2025-12-02</w:t>
       <w:br/>
       <w:br/>
     </w:r>

--- a/tillsyn/A 59526-2025 tillsynsbegäran.docx
+++ b/tillsyn/A 59526-2025 tillsynsbegäran.docx
@@ -229,7 +229,7 @@
     <w:r>
       <w:tab/>
       <w:tab/>
-      <w:t>2025-12-02</w:t>
+      <w:t>2025-12-03</w:t>
       <w:br/>
       <w:br/>
     </w:r>

--- a/tillsyn/A 59526-2025 tillsynsbegäran.docx
+++ b/tillsyn/A 59526-2025 tillsynsbegäran.docx
@@ -229,7 +229,7 @@
     <w:r>
       <w:tab/>
       <w:tab/>
-      <w:t>2025-12-03</w:t>
+      <w:t>2025-12-04</w:t>
       <w:br/>
       <w:br/>
     </w:r>

--- a/tillsyn/A 59526-2025 tillsynsbegäran.docx
+++ b/tillsyn/A 59526-2025 tillsynsbegäran.docx
@@ -229,7 +229,7 @@
     <w:r>
       <w:tab/>
       <w:tab/>
-      <w:t>2025-12-04</w:t>
+      <w:t>2025-12-05</w:t>
       <w:br/>
       <w:br/>
     </w:r>

--- a/tillsyn/A 59526-2025 tillsynsbegäran.docx
+++ b/tillsyn/A 59526-2025 tillsynsbegäran.docx
@@ -229,7 +229,7 @@
     <w:r>
       <w:tab/>
       <w:tab/>
-      <w:t>2025-12-05</w:t>
+      <w:t>2025-12-06</w:t>
       <w:br/>
       <w:br/>
     </w:r>

--- a/tillsyn/A 59526-2025 tillsynsbegäran.docx
+++ b/tillsyn/A 59526-2025 tillsynsbegäran.docx
@@ -229,7 +229,7 @@
     <w:r>
       <w:tab/>
       <w:tab/>
-      <w:t>2025-12-06</w:t>
+      <w:t>2025-12-07</w:t>
       <w:br/>
       <w:br/>
     </w:r>

--- a/tillsyn/A 59526-2025 tillsynsbegäran.docx
+++ b/tillsyn/A 59526-2025 tillsynsbegäran.docx
@@ -229,7 +229,7 @@
     <w:r>
       <w:tab/>
       <w:tab/>
-      <w:t>2025-12-07</w:t>
+      <w:t>2025-12-08</w:t>
       <w:br/>
       <w:br/>
     </w:r>

--- a/tillsyn/A 59526-2025 tillsynsbegäran.docx
+++ b/tillsyn/A 59526-2025 tillsynsbegäran.docx
@@ -229,7 +229,7 @@
     <w:r>
       <w:tab/>
       <w:tab/>
-      <w:t>2025-12-08</w:t>
+      <w:t>2025-12-09</w:t>
       <w:br/>
       <w:br/>
     </w:r>

--- a/tillsyn/A 59526-2025 tillsynsbegäran.docx
+++ b/tillsyn/A 59526-2025 tillsynsbegäran.docx
@@ -229,7 +229,7 @@
     <w:r>
       <w:tab/>
       <w:tab/>
-      <w:t>2025-12-09</w:t>
+      <w:t>2025-12-10</w:t>
       <w:br/>
       <w:br/>
     </w:r>

--- a/tillsyn/A 59526-2025 tillsynsbegäran.docx
+++ b/tillsyn/A 59526-2025 tillsynsbegäran.docx
@@ -229,7 +229,7 @@
     <w:r>
       <w:tab/>
       <w:tab/>
-      <w:t>2025-12-10</w:t>
+      <w:t>2025-12-11</w:t>
       <w:br/>
       <w:br/>
     </w:r>

--- a/tillsyn/A 59526-2025 tillsynsbegäran.docx
+++ b/tillsyn/A 59526-2025 tillsynsbegäran.docx
@@ -229,7 +229,7 @@
     <w:r>
       <w:tab/>
       <w:tab/>
-      <w:t>2025-12-11</w:t>
+      <w:t>2025-12-12</w:t>
       <w:br/>
       <w:br/>
     </w:r>

--- a/tillsyn/A 59526-2025 tillsynsbegäran.docx
+++ b/tillsyn/A 59526-2025 tillsynsbegäran.docx
@@ -229,7 +229,7 @@
     <w:r>
       <w:tab/>
       <w:tab/>
-      <w:t>2025-12-12</w:t>
+      <w:t>2025-12-13</w:t>
       <w:br/>
       <w:br/>
     </w:r>

--- a/tillsyn/A 59526-2025 tillsynsbegäran.docx
+++ b/tillsyn/A 59526-2025 tillsynsbegäran.docx
@@ -325,7 +325,7 @@
     <w:r>
       <w:tab/>
       <w:tab/>
-      <w:t>2025-12-19</w:t>
+      <w:t>2025-12-20</w:t>
       <w:br/>
       <w:br/>
     </w:r>

--- a/tillsyn/A 59526-2025 tillsynsbegäran.docx
+++ b/tillsyn/A 59526-2025 tillsynsbegäran.docx
@@ -325,7 +325,7 @@
     <w:r>
       <w:tab/>
       <w:tab/>
-      <w:t>2025-12-20</w:t>
+      <w:t>2025-12-21</w:t>
       <w:br/>
       <w:br/>
     </w:r>

--- a/tillsyn/A 59526-2025 tillsynsbegäran.docx
+++ b/tillsyn/A 59526-2025 tillsynsbegäran.docx
@@ -325,7 +325,7 @@
     <w:r>
       <w:tab/>
       <w:tab/>
-      <w:t>2025-12-21</w:t>
+      <w:t>2025-12-22</w:t>
       <w:br/>
       <w:br/>
     </w:r>

--- a/tillsyn/A 59526-2025 tillsynsbegäran.docx
+++ b/tillsyn/A 59526-2025 tillsynsbegäran.docx
@@ -325,7 +325,7 @@
     <w:r>
       <w:tab/>
       <w:tab/>
-      <w:t>2025-12-22</w:t>
+      <w:t>2025-12-26</w:t>
       <w:br/>
       <w:br/>
     </w:r>

--- a/tillsyn/A 59526-2025 tillsynsbegäran.docx
+++ b/tillsyn/A 59526-2025 tillsynsbegäran.docx
@@ -325,7 +325,7 @@
     <w:r>
       <w:tab/>
       <w:tab/>
-      <w:t>2025-12-26</w:t>
+      <w:t>2025-12-28</w:t>
       <w:br/>
       <w:br/>
     </w:r>

--- a/tillsyn/A 59526-2025 tillsynsbegäran.docx
+++ b/tillsyn/A 59526-2025 tillsynsbegäran.docx
@@ -325,7 +325,7 @@
     <w:r>
       <w:tab/>
       <w:tab/>
-      <w:t>2025-12-28</w:t>
+      <w:t>2025-12-29</w:t>
       <w:br/>
       <w:br/>
     </w:r>

--- a/tillsyn/A 59526-2025 tillsynsbegäran.docx
+++ b/tillsyn/A 59526-2025 tillsynsbegäran.docx
@@ -325,7 +325,7 @@
     <w:r>
       <w:tab/>
       <w:tab/>
-      <w:t>2025-12-29</w:t>
+      <w:t>2025-12-30</w:t>
       <w:br/>
       <w:br/>
     </w:r>

--- a/tillsyn/A 59526-2025 tillsynsbegäran.docx
+++ b/tillsyn/A 59526-2025 tillsynsbegäran.docx
@@ -325,7 +325,7 @@
     <w:r>
       <w:tab/>
       <w:tab/>
-      <w:t>2025-12-30</w:t>
+      <w:t>2025-12-31</w:t>
       <w:br/>
       <w:br/>
     </w:r>

--- a/tillsyn/A 59526-2025 tillsynsbegäran.docx
+++ b/tillsyn/A 59526-2025 tillsynsbegäran.docx
@@ -325,7 +325,7 @@
     <w:r>
       <w:tab/>
       <w:tab/>
-      <w:t>2025-12-31</w:t>
+      <w:t>2026-01-03</w:t>
       <w:br/>
       <w:br/>
     </w:r>

--- a/tillsyn/A 59526-2025 tillsynsbegäran.docx
+++ b/tillsyn/A 59526-2025 tillsynsbegäran.docx
@@ -325,7 +325,7 @@
     <w:r>
       <w:tab/>
       <w:tab/>
-      <w:t>2026-01-07</w:t>
+      <w:t>2026-01-08</w:t>
       <w:br/>
       <w:br/>
     </w:r>

--- a/tillsyn/A 59526-2025 tillsynsbegäran.docx
+++ b/tillsyn/A 59526-2025 tillsynsbegäran.docx
@@ -325,7 +325,7 @@
     <w:r>
       <w:tab/>
       <w:tab/>
-      <w:t>2026-01-08</w:t>
+      <w:t>2026-01-09</w:t>
       <w:br/>
       <w:br/>
     </w:r>

--- a/tillsyn/A 59526-2025 tillsynsbegäran.docx
+++ b/tillsyn/A 59526-2025 tillsynsbegäran.docx
@@ -325,7 +325,7 @@
     <w:r>
       <w:tab/>
       <w:tab/>
-      <w:t>2026-01-09</w:t>
+      <w:t>2026-01-10</w:t>
       <w:br/>
       <w:br/>
     </w:r>

--- a/tillsyn/A 59526-2025 tillsynsbegäran.docx
+++ b/tillsyn/A 59526-2025 tillsynsbegäran.docx
@@ -325,7 +325,7 @@
     <w:r>
       <w:tab/>
       <w:tab/>
-      <w:t>2026-01-10</w:t>
+      <w:t>2026-01-11</w:t>
       <w:br/>
       <w:br/>
     </w:r>

--- a/tillsyn/A 59526-2025 tillsynsbegäran.docx
+++ b/tillsyn/A 59526-2025 tillsynsbegäran.docx
@@ -325,7 +325,7 @@
     <w:r>
       <w:tab/>
       <w:tab/>
-      <w:t>2026-01-11</w:t>
+      <w:t>2026-01-12</w:t>
       <w:br/>
       <w:br/>
     </w:r>

--- a/tillsyn/A 59526-2025 tillsynsbegäran.docx
+++ b/tillsyn/A 59526-2025 tillsynsbegäran.docx
@@ -325,7 +325,7 @@
     <w:r>
       <w:tab/>
       <w:tab/>
-      <w:t>2026-01-12</w:t>
+      <w:t>2026-01-13</w:t>
       <w:br/>
       <w:br/>
     </w:r>

--- a/tillsyn/A 59526-2025 tillsynsbegäran.docx
+++ b/tillsyn/A 59526-2025 tillsynsbegäran.docx
@@ -325,7 +325,7 @@
     <w:r>
       <w:tab/>
       <w:tab/>
-      <w:t>2026-01-13</w:t>
+      <w:t>2026-01-14</w:t>
       <w:br/>
       <w:br/>
     </w:r>

--- a/tillsyn/A 59526-2025 tillsynsbegäran.docx
+++ b/tillsyn/A 59526-2025 tillsynsbegäran.docx
@@ -325,7 +325,7 @@
     <w:r>
       <w:tab/>
       <w:tab/>
-      <w:t>2026-01-14</w:t>
+      <w:t>2026-01-15</w:t>
       <w:br/>
       <w:br/>
     </w:r>

--- a/tillsyn/A 59526-2025 tillsynsbegäran.docx
+++ b/tillsyn/A 59526-2025 tillsynsbegäran.docx
@@ -325,7 +325,7 @@
     <w:r>
       <w:tab/>
       <w:tab/>
-      <w:t>2026-01-15</w:t>
+      <w:t>2026-01-16</w:t>
       <w:br/>
       <w:br/>
     </w:r>

--- a/tillsyn/A 59526-2025 tillsynsbegäran.docx
+++ b/tillsyn/A 59526-2025 tillsynsbegäran.docx
@@ -325,7 +325,7 @@
     <w:r>
       <w:tab/>
       <w:tab/>
-      <w:t>2026-01-16</w:t>
+      <w:t>2026-01-17</w:t>
       <w:br/>
       <w:br/>
     </w:r>

--- a/tillsyn/A 59526-2025 tillsynsbegäran.docx
+++ b/tillsyn/A 59526-2025 tillsynsbegäran.docx
@@ -325,7 +325,7 @@
     <w:r>
       <w:tab/>
       <w:tab/>
-      <w:t>2026-01-17</w:t>
+      <w:t>2026-01-18</w:t>
       <w:br/>
       <w:br/>
     </w:r>

--- a/tillsyn/A 59526-2025 tillsynsbegäran.docx
+++ b/tillsyn/A 59526-2025 tillsynsbegäran.docx
@@ -325,7 +325,7 @@
     <w:r>
       <w:tab/>
       <w:tab/>
-      <w:t>2026-01-18</w:t>
+      <w:t>2026-01-19</w:t>
       <w:br/>
       <w:br/>
     </w:r>

--- a/tillsyn/A 59526-2025 tillsynsbegäran.docx
+++ b/tillsyn/A 59526-2025 tillsynsbegäran.docx
@@ -325,7 +325,7 @@
     <w:r>
       <w:tab/>
       <w:tab/>
-      <w:t>2026-01-19</w:t>
+      <w:t>2026-01-20</w:t>
       <w:br/>
       <w:br/>
     </w:r>

--- a/tillsyn/A 59526-2025 tillsynsbegäran.docx
+++ b/tillsyn/A 59526-2025 tillsynsbegäran.docx
@@ -325,7 +325,7 @@
     <w:r>
       <w:tab/>
       <w:tab/>
-      <w:t>2026-01-20</w:t>
+      <w:t>2026-01-21</w:t>
       <w:br/>
       <w:br/>
     </w:r>

--- a/tillsyn/A 59526-2025 tillsynsbegäran.docx
+++ b/tillsyn/A 59526-2025 tillsynsbegäran.docx
@@ -325,7 +325,7 @@
     <w:r>
       <w:tab/>
       <w:tab/>
-      <w:t>2026-01-21</w:t>
+      <w:t>2026-01-23</w:t>
       <w:br/>
       <w:br/>
     </w:r>

--- a/tillsyn/A 59526-2025 tillsynsbegäran.docx
+++ b/tillsyn/A 59526-2025 tillsynsbegäran.docx
@@ -325,7 +325,7 @@
     <w:r>
       <w:tab/>
       <w:tab/>
-      <w:t>2026-01-23</w:t>
+      <w:t>2026-01-24</w:t>
       <w:br/>
       <w:br/>
     </w:r>

--- a/tillsyn/A 59526-2025 tillsynsbegäran.docx
+++ b/tillsyn/A 59526-2025 tillsynsbegäran.docx
@@ -325,7 +325,7 @@
     <w:r>
       <w:tab/>
       <w:tab/>
-      <w:t>2026-01-24</w:t>
+      <w:t>2026-01-25</w:t>
       <w:br/>
       <w:br/>
     </w:r>

--- a/tillsyn/A 59526-2025 tillsynsbegäran.docx
+++ b/tillsyn/A 59526-2025 tillsynsbegäran.docx
@@ -325,7 +325,7 @@
     <w:r>
       <w:tab/>
       <w:tab/>
-      <w:t>2026-01-25</w:t>
+      <w:t>2026-01-26</w:t>
       <w:br/>
       <w:br/>
     </w:r>

--- a/tillsyn/A 59526-2025 tillsynsbegäran.docx
+++ b/tillsyn/A 59526-2025 tillsynsbegäran.docx
@@ -325,7 +325,7 @@
     <w:r>
       <w:tab/>
       <w:tab/>
-      <w:t>2026-01-26</w:t>
+      <w:t>2026-01-27</w:t>
       <w:br/>
       <w:br/>
     </w:r>

--- a/tillsyn/A 59526-2025 tillsynsbegäran.docx
+++ b/tillsyn/A 59526-2025 tillsynsbegäran.docx
@@ -325,7 +325,7 @@
     <w:r>
       <w:tab/>
       <w:tab/>
-      <w:t>2026-01-27</w:t>
+      <w:t>2026-01-28</w:t>
       <w:br/>
       <w:br/>
     </w:r>

--- a/tillsyn/A 59526-2025 tillsynsbegäran.docx
+++ b/tillsyn/A 59526-2025 tillsynsbegäran.docx
@@ -98,7 +98,16 @@
         <w:t xml:space="preserve">Motaggsvamp (NT) </w:t>
       </w:r>
       <w:r>
-        <w:t>bildar mykorrhiza med tall i tallskog och hittas huvudsakligen i äldre, glesare skogsbestånd och hällmarksimpediment. Arten hotas främst av skogsavverkning och tycks försvinna efter slutavverkning, markberedning och plantering (SLU Artdatabanken, 2024).</w:t>
+        <w:t xml:space="preserve">bildar mykorrhiza med tall i tallskog och hittas huvudsakligen i äldre, glesare skogsbestånd och hällmarksimpediment. Arten hotas främst av skogsavverkning och tycks försvinna efter slutavverkning, markberedning och plantering. Motaggsvamp är typisk art för </w:t>
+      </w:r>
+      <w:r>
+        <w:rPr>
+          <w:i/>
+        </w:rPr>
+        <w:t>9010 Taiga</w:t>
+      </w:r>
+      <w:r>
+        <w:t xml:space="preserve"> (SLU Artdatabanken, 2024).</w:t>
       </w:r>
     </w:p>
     <w:p>
@@ -136,7 +145,25 @@
         <w:t>Spillkråka (NT, §4)</w:t>
       </w:r>
       <w:r>
-        <w:t xml:space="preserve"> är rödlistad som nära hotad och ingår i bilaga 1 i EU:s fågeldirektiv. Den minskar i population på grund av minskad tillgång på lämpliga bo- och födoträd och minskad födotillgång. Spillkråkans minskningstakt har uppgått till 19 (24–10) % under de senaste 15 åren. Minskningstakten för den svenska populationen bedöms vara nära gränsvärdet för Sårbar (VU) (A2bc). Skogsbruk med korta omloppstider och täta, homogena ungskogar utgör det största hotet, (SLU Artdatabanken, 2023).</w:t>
+        <w:t xml:space="preserve"> är rödlistad som nära hotad och ingår i bilaga 1 i EU:s fågeldirektiv. Den minskar i population på grund av minskad tillgång på lämpliga bo- och födoträd och minskad födotillgång. Spillkråkans minskningstakt har uppgått till 19 (24–10) % under de senaste 15 åren. Minskningstakten för den svenska populationen bedöms vara nära gränsvärdet för Sårbar (VU) (A2bc). Skogsbruk med korta omloppstider och täta, homogena ungskogar utgör det största hotet. Spillkråka är typisk art för </w:t>
+      </w:r>
+      <w:r>
+        <w:rPr>
+          <w:i/>
+        </w:rPr>
+        <w:t xml:space="preserve">9010 Taiga </w:t>
+      </w:r>
+      <w:r>
+        <w:t>och</w:t>
+      </w:r>
+      <w:r>
+        <w:rPr>
+          <w:i/>
+        </w:rPr>
+        <w:t xml:space="preserve"> 9740 Skogsbevuxen myr </w:t>
+      </w:r>
+      <w:r>
+        <w:t>(SLU Artdatabanken, 2023).</w:t>
       </w:r>
     </w:p>
     <w:p>
@@ -167,12 +194,30 @@
     </w:p>
     <w:p>
       <w:r>
-        <w:t>Spillkråka (NT) är rödlistad som nära hotad, fridlyst enligt §4 Artskyddsförordningen och ingår i bilaga 1 i EU:s fågeldirektiv. Spillkråka lever i både barr- och blandskog liksom i ren lövskog. De tätaste populationerna tenderar att finnas i äldre, variationsrik blandskog med gott om död ved och gamla träd.</w:t>
+        <w:t xml:space="preserve">Spillkråka (NT) är rödlistad som nära hotad, fridlyst enligt §4 Artskyddsförordningen, typisk art för </w:t>
+      </w:r>
+      <w:r>
+        <w:rPr>
+          <w:i/>
+        </w:rPr>
+        <w:t xml:space="preserve">9010 Taiga </w:t>
+      </w:r>
+      <w:r>
+        <w:t>och</w:t>
+      </w:r>
+      <w:r>
+        <w:rPr>
+          <w:i/>
+        </w:rPr>
+        <w:t xml:space="preserve"> 9740 Skogsbevuxen myr</w:t>
+      </w:r>
+      <w:r>
+        <w:t xml:space="preserve"> och ingår i bilaga 1 i EU:s fågeldirektiv. Spillkråka lever i både barr- och blandskog liksom i ren lövskog. De tätaste populationerna tenderar att finnas i äldre, variationsrik blandskog med gott om död ved och gamla träd.</w:t>
       </w:r>
     </w:p>
     <w:p>
       <w:r>
-        <w:t>Varje par utnyttjar 400–1000 hektar skog beroende på skogens kvalitet. En minskning av populationen pågår på grund av minskad tillgång på lämpliga bo- och födoträd och minskad födotillgång. Spillkråkans minskningstakt har uppgått till 19 (24–10) % under de senaste 15 åren. Minskningstakten för den svenska populationen bedöms vara nära gränsvärdet för Sårbar (VU) (A2bc). Skogsbruk med korta omloppstider och täta, homogena ungskogar utgör det största hotet (Artdatabanken 2023).</w:t>
+        <w:t>Varje par utnyttjar 400–1000 hektar skog beroende på skogens kvalitet. En minskning av populationen pågår på grund av minskad tillgång på lämpliga bo- och födoträd och minskad födotillgång. Spillkråkans minskningstakt har uppgått till 19 (24–10) % under de senaste 15 åren. Minskningstakten för den svenska populationen bedöms vara nära gränsvärdet för Sårbar (VU) (A2bc). Skogsbruk med korta omloppstider och täta, homogena ungskogar utgör det största hotet (SLU Artdatabanken 2023).</w:t>
       </w:r>
     </w:p>
     <w:p>
@@ -325,7 +370,7 @@
     <w:r>
       <w:tab/>
       <w:tab/>
-      <w:t>2026-01-28</w:t>
+      <w:t>2026-01-29</w:t>
       <w:br/>
       <w:br/>
     </w:r>

--- a/tillsyn/A 59526-2025 tillsynsbegäran.docx
+++ b/tillsyn/A 59526-2025 tillsynsbegäran.docx
@@ -370,7 +370,7 @@
     <w:r>
       <w:tab/>
       <w:tab/>
-      <w:t>2026-01-29</w:t>
+      <w:t>2026-01-30</w:t>
       <w:br/>
       <w:br/>
     </w:r>

--- a/tillsyn/A 59526-2025 tillsynsbegäran.docx
+++ b/tillsyn/A 59526-2025 tillsynsbegäran.docx
@@ -370,7 +370,7 @@
     <w:r>
       <w:tab/>
       <w:tab/>
-      <w:t>2026-01-30</w:t>
+      <w:t>2026-01-31</w:t>
       <w:br/>
       <w:br/>
     </w:r>

--- a/tillsyn/A 59526-2025 tillsynsbegäran.docx
+++ b/tillsyn/A 59526-2025 tillsynsbegäran.docx
@@ -370,7 +370,7 @@
     <w:r>
       <w:tab/>
       <w:tab/>
-      <w:t>2026-03-01</w:t>
+      <w:t>2026-03-02</w:t>
       <w:br/>
       <w:br/>
     </w:r>

--- a/tillsyn/A 59526-2025 tillsynsbegäran.docx
+++ b/tillsyn/A 59526-2025 tillsynsbegäran.docx
@@ -370,7 +370,7 @@
     <w:r>
       <w:tab/>
       <w:tab/>
-      <w:t>2026-03-02</w:t>
+      <w:t>2026-03-03</w:t>
       <w:br/>
       <w:br/>
     </w:r>

--- a/tillsyn/A 59526-2025 tillsynsbegäran.docx
+++ b/tillsyn/A 59526-2025 tillsynsbegäran.docx
@@ -370,7 +370,7 @@
     <w:r>
       <w:tab/>
       <w:tab/>
-      <w:t>2026-03-03</w:t>
+      <w:t>2026-03-04</w:t>
       <w:br/>
       <w:br/>
     </w:r>

--- a/tillsyn/A 59526-2025 tillsynsbegäran.docx
+++ b/tillsyn/A 59526-2025 tillsynsbegäran.docx
@@ -370,7 +370,7 @@
     <w:r>
       <w:tab/>
       <w:tab/>
-      <w:t>2026-03-04</w:t>
+      <w:t>2026-03-05</w:t>
       <w:br/>
       <w:br/>
     </w:r>

--- a/tillsyn/A 59526-2025 tillsynsbegäran.docx
+++ b/tillsyn/A 59526-2025 tillsynsbegäran.docx
@@ -370,7 +370,7 @@
     <w:r>
       <w:tab/>
       <w:tab/>
-      <w:t>2026-03-05</w:t>
+      <w:t>2026-03-06</w:t>
       <w:br/>
       <w:br/>
     </w:r>

--- a/tillsyn/A 59526-2025 tillsynsbegäran.docx
+++ b/tillsyn/A 59526-2025 tillsynsbegäran.docx
@@ -370,7 +370,7 @@
     <w:r>
       <w:tab/>
       <w:tab/>
-      <w:t>2026-03-06</w:t>
+      <w:t>2026-03-07</w:t>
       <w:br/>
       <w:br/>
     </w:r>

--- a/tillsyn/A 59526-2025 tillsynsbegäran.docx
+++ b/tillsyn/A 59526-2025 tillsynsbegäran.docx
@@ -384,7 +384,7 @@
     <w:r>
       <w:tab/>
       <w:tab/>
-      <w:t>2026-03-13</w:t>
+      <w:t>2026-03-16</w:t>
       <w:br/>
       <w:br/>
     </w:r>

--- a/tillsyn/A 59526-2025 tillsynsbegäran.docx
+++ b/tillsyn/A 59526-2025 tillsynsbegäran.docx
@@ -384,7 +384,7 @@
     <w:r>
       <w:tab/>
       <w:tab/>
-      <w:t>2026-03-16</w:t>
+      <w:t>2026-03-17</w:t>
       <w:br/>
       <w:br/>
     </w:r>

--- a/tillsyn/A 59526-2025 tillsynsbegäran.docx
+++ b/tillsyn/A 59526-2025 tillsynsbegäran.docx
@@ -384,7 +384,7 @@
     <w:r>
       <w:tab/>
       <w:tab/>
-      <w:t>2026-03-17</w:t>
+      <w:t>2026-03-18</w:t>
       <w:br/>
       <w:br/>
     </w:r>

--- a/tillsyn/A 59526-2025 tillsynsbegäran.docx
+++ b/tillsyn/A 59526-2025 tillsynsbegäran.docx
@@ -384,7 +384,7 @@
     <w:r>
       <w:tab/>
       <w:tab/>
-      <w:t>2026-03-18</w:t>
+      <w:t>2026-03-19</w:t>
       <w:br/>
       <w:br/>
     </w:r>

--- a/tillsyn/A 59526-2025 tillsynsbegäran.docx
+++ b/tillsyn/A 59526-2025 tillsynsbegäran.docx
@@ -384,7 +384,7 @@
     <w:r>
       <w:tab/>
       <w:tab/>
-      <w:t>2026-03-19</w:t>
+      <w:t>2026-03-20</w:t>
       <w:br/>
       <w:br/>
     </w:r>

--- a/tillsyn/A 59526-2025 tillsynsbegäran.docx
+++ b/tillsyn/A 59526-2025 tillsynsbegäran.docx
@@ -384,7 +384,7 @@
     <w:r>
       <w:tab/>
       <w:tab/>
-      <w:t>2026-03-20</w:t>
+      <w:t>2026-03-21</w:t>
       <w:br/>
       <w:br/>
     </w:r>

--- a/tillsyn/A 59526-2025 tillsynsbegäran.docx
+++ b/tillsyn/A 59526-2025 tillsynsbegäran.docx
@@ -384,7 +384,7 @@
     <w:r>
       <w:tab/>
       <w:tab/>
-      <w:t>2026-03-21</w:t>
+      <w:t>2026-03-22</w:t>
       <w:br/>
       <w:br/>
     </w:r>

--- a/tillsyn/A 59526-2025 tillsynsbegäran.docx
+++ b/tillsyn/A 59526-2025 tillsynsbegäran.docx
@@ -384,7 +384,7 @@
     <w:r>
       <w:tab/>
       <w:tab/>
-      <w:t>2026-03-22</w:t>
+      <w:t>2026-03-23</w:t>
       <w:br/>
       <w:br/>
     </w:r>

--- a/tillsyn/A 59526-2025 tillsynsbegäran.docx
+++ b/tillsyn/A 59526-2025 tillsynsbegäran.docx
@@ -384,7 +384,7 @@
     <w:r>
       <w:tab/>
       <w:tab/>
-      <w:t>2026-03-23</w:t>
+      <w:t>2026-03-24</w:t>
       <w:br/>
       <w:br/>
     </w:r>

--- a/tillsyn/A 59526-2025 tillsynsbegäran.docx
+++ b/tillsyn/A 59526-2025 tillsynsbegäran.docx
@@ -384,7 +384,7 @@
     <w:r>
       <w:tab/>
       <w:tab/>
-      <w:t>2026-03-24</w:t>
+      <w:t>2026-03-25</w:t>
       <w:br/>
       <w:br/>
     </w:r>

--- a/tillsyn/A 59526-2025 tillsynsbegäran.docx
+++ b/tillsyn/A 59526-2025 tillsynsbegäran.docx
@@ -384,7 +384,7 @@
     <w:r>
       <w:tab/>
       <w:tab/>
-      <w:t>2026-03-25</w:t>
+      <w:t>2026-03-26</w:t>
       <w:br/>
       <w:br/>
     </w:r>

--- a/tillsyn/A 59526-2025 tillsynsbegäran.docx
+++ b/tillsyn/A 59526-2025 tillsynsbegäran.docx
@@ -384,7 +384,7 @@
     <w:r>
       <w:tab/>
       <w:tab/>
-      <w:t>2026-03-26</w:t>
+      <w:t>2026-03-27</w:t>
       <w:br/>
       <w:br/>
     </w:r>

--- a/tillsyn/A 59526-2025 tillsynsbegäran.docx
+++ b/tillsyn/A 59526-2025 tillsynsbegäran.docx
@@ -384,7 +384,7 @@
     <w:r>
       <w:tab/>
       <w:tab/>
-      <w:t>2026-03-27</w:t>
+      <w:t>2026-03-28</w:t>
       <w:br/>
       <w:br/>
     </w:r>

--- a/tillsyn/A 59526-2025 tillsynsbegäran.docx
+++ b/tillsyn/A 59526-2025 tillsynsbegäran.docx
@@ -384,7 +384,7 @@
     <w:r>
       <w:tab/>
       <w:tab/>
-      <w:t>2026-03-28</w:t>
+      <w:t>2026-03-29</w:t>
       <w:br/>
       <w:br/>
     </w:r>

--- a/tillsyn/A 59526-2025 tillsynsbegäran.docx
+++ b/tillsyn/A 59526-2025 tillsynsbegäran.docx
@@ -384,7 +384,7 @@
     <w:r>
       <w:tab/>
       <w:tab/>
-      <w:t>2026-03-29</w:t>
+      <w:t>2026-03-30</w:t>
       <w:br/>
       <w:br/>
     </w:r>

--- a/tillsyn/A 59526-2025 tillsynsbegäran.docx
+++ b/tillsyn/A 59526-2025 tillsynsbegäran.docx
@@ -384,7 +384,7 @@
     <w:r>
       <w:tab/>
       <w:tab/>
-      <w:t>2026-03-30</w:t>
+      <w:t>2026-03-31</w:t>
       <w:br/>
       <w:br/>
     </w:r>

--- a/tillsyn/A 59526-2025 tillsynsbegäran.docx
+++ b/tillsyn/A 59526-2025 tillsynsbegäran.docx
@@ -384,7 +384,7 @@
     <w:r>
       <w:tab/>
       <w:tab/>
-      <w:t>2026-03-31</w:t>
+      <w:t>2026-04-01</w:t>
       <w:br/>
       <w:br/>
     </w:r>

--- a/tillsyn/A 59526-2025 tillsynsbegäran.docx
+++ b/tillsyn/A 59526-2025 tillsynsbegäran.docx
@@ -384,7 +384,7 @@
     <w:r>
       <w:tab/>
       <w:tab/>
-      <w:t>2026-04-01</w:t>
+      <w:t>2026-04-02</w:t>
       <w:br/>
       <w:br/>
     </w:r>

--- a/tillsyn/A 59526-2025 tillsynsbegäran.docx
+++ b/tillsyn/A 59526-2025 tillsynsbegäran.docx
@@ -384,7 +384,7 @@
     <w:r>
       <w:tab/>
       <w:tab/>
-      <w:t>2026-04-02</w:t>
+      <w:t>2026-04-03</w:t>
       <w:br/>
       <w:br/>
     </w:r>

--- a/tillsyn/A 59526-2025 tillsynsbegäran.docx
+++ b/tillsyn/A 59526-2025 tillsynsbegäran.docx
@@ -384,7 +384,7 @@
     <w:r>
       <w:tab/>
       <w:tab/>
-      <w:t>2026-04-03</w:t>
+      <w:t>2026-04-04</w:t>
       <w:br/>
       <w:br/>
     </w:r>

--- a/tillsyn/A 59526-2025 tillsynsbegäran.docx
+++ b/tillsyn/A 59526-2025 tillsynsbegäran.docx
@@ -384,7 +384,7 @@
     <w:r>
       <w:tab/>
       <w:tab/>
-      <w:t>2026-04-04</w:t>
+      <w:t>2026-04-05</w:t>
       <w:br/>
       <w:br/>
     </w:r>

--- a/tillsyn/A 59526-2025 tillsynsbegäran.docx
+++ b/tillsyn/A 59526-2025 tillsynsbegäran.docx
@@ -384,7 +384,7 @@
     <w:r>
       <w:tab/>
       <w:tab/>
-      <w:t>2026-04-14</w:t>
+      <w:t>2026-04-15</w:t>
       <w:br/>
       <w:br/>
     </w:r>

--- a/tillsyn/A 59526-2025 tillsynsbegäran.docx
+++ b/tillsyn/A 59526-2025 tillsynsbegäran.docx
@@ -384,7 +384,7 @@
     <w:r>
       <w:tab/>
       <w:tab/>
-      <w:t>2026-04-15</w:t>
+      <w:t>2026-04-16</w:t>
       <w:br/>
       <w:br/>
     </w:r>

--- a/tillsyn/A 59526-2025 tillsynsbegäran.docx
+++ b/tillsyn/A 59526-2025 tillsynsbegäran.docx
@@ -384,7 +384,7 @@
     <w:r>
       <w:tab/>
       <w:tab/>
-      <w:t>2026-04-16</w:t>
+      <w:t>2026-04-17</w:t>
       <w:br/>
       <w:br/>
     </w:r>

--- a/tillsyn/A 59526-2025 tillsynsbegäran.docx
+++ b/tillsyn/A 59526-2025 tillsynsbegäran.docx
@@ -384,7 +384,7 @@
     <w:r>
       <w:tab/>
       <w:tab/>
-      <w:t>2026-04-17</w:t>
+      <w:t>2026-04-18</w:t>
       <w:br/>
       <w:br/>
     </w:r>

--- a/tillsyn/A 59526-2025 tillsynsbegäran.docx
+++ b/tillsyn/A 59526-2025 tillsynsbegäran.docx
@@ -384,7 +384,7 @@
     <w:r>
       <w:tab/>
       <w:tab/>
-      <w:t>2026-04-18</w:t>
+      <w:t>2026-04-19</w:t>
       <w:br/>
       <w:br/>
     </w:r>

--- a/tillsyn/A 59526-2025 tillsynsbegäran.docx
+++ b/tillsyn/A 59526-2025 tillsynsbegäran.docx
@@ -384,7 +384,7 @@
     <w:r>
       <w:tab/>
       <w:tab/>
-      <w:t>2026-04-19</w:t>
+      <w:t>2026-04-20</w:t>
       <w:br/>
       <w:br/>
     </w:r>

--- a/tillsyn/A 59526-2025 tillsynsbegäran.docx
+++ b/tillsyn/A 59526-2025 tillsynsbegäran.docx
@@ -384,7 +384,7 @@
     <w:r>
       <w:tab/>
       <w:tab/>
-      <w:t>2026-04-20</w:t>
+      <w:t>2026-04-21</w:t>
       <w:br/>
       <w:br/>
     </w:r>

--- a/tillsyn/A 59526-2025 tillsynsbegäran.docx
+++ b/tillsyn/A 59526-2025 tillsynsbegäran.docx
@@ -384,7 +384,7 @@
     <w:r>
       <w:tab/>
       <w:tab/>
-      <w:t>2026-04-21</w:t>
+      <w:t>2026-04-22</w:t>
       <w:br/>
       <w:br/>
     </w:r>

--- a/tillsyn/A 59526-2025 tillsynsbegäran.docx
+++ b/tillsyn/A 59526-2025 tillsynsbegäran.docx
@@ -384,7 +384,7 @@
     <w:r>
       <w:tab/>
       <w:tab/>
-      <w:t>2026-04-22</w:t>
+      <w:t>2026-04-23</w:t>
       <w:br/>
       <w:br/>
     </w:r>

--- a/tillsyn/A 59526-2025 tillsynsbegäran.docx
+++ b/tillsyn/A 59526-2025 tillsynsbegäran.docx
@@ -384,7 +384,7 @@
     <w:r>
       <w:tab/>
       <w:tab/>
-      <w:t>2026-04-23</w:t>
+      <w:t>2026-04-24</w:t>
       <w:br/>
       <w:br/>
     </w:r>

--- a/tillsyn/A 59526-2025 tillsynsbegäran.docx
+++ b/tillsyn/A 59526-2025 tillsynsbegäran.docx
@@ -384,7 +384,7 @@
     <w:r>
       <w:tab/>
       <w:tab/>
-      <w:t>2026-04-24</w:t>
+      <w:t>2026-04-25</w:t>
       <w:br/>
       <w:br/>
     </w:r>

--- a/tillsyn/A 59526-2025 tillsynsbegäran.docx
+++ b/tillsyn/A 59526-2025 tillsynsbegäran.docx
@@ -384,7 +384,7 @@
     <w:r>
       <w:tab/>
       <w:tab/>
-      <w:t>2026-04-25</w:t>
+      <w:t>2026-04-26</w:t>
       <w:br/>
       <w:br/>
     </w:r>

--- a/tillsyn/A 59526-2025 tillsynsbegäran.docx
+++ b/tillsyn/A 59526-2025 tillsynsbegäran.docx
@@ -384,7 +384,7 @@
     <w:r>
       <w:tab/>
       <w:tab/>
-      <w:t>2026-04-26</w:t>
+      <w:t>2026-04-27</w:t>
       <w:br/>
       <w:br/>
     </w:r>

--- a/tillsyn/A 59526-2025 tillsynsbegäran.docx
+++ b/tillsyn/A 59526-2025 tillsynsbegäran.docx
@@ -384,7 +384,7 @@
     <w:r>
       <w:tab/>
       <w:tab/>
-      <w:t>2026-04-27</w:t>
+      <w:t>2026-04-28</w:t>
       <w:br/>
       <w:br/>
     </w:r>

--- a/tillsyn/A 59526-2025 tillsynsbegäran.docx
+++ b/tillsyn/A 59526-2025 tillsynsbegäran.docx
@@ -384,7 +384,7 @@
     <w:r>
       <w:tab/>
       <w:tab/>
-      <w:t>2026-04-28</w:t>
+      <w:t>2026-04-29</w:t>
       <w:br/>
       <w:br/>
     </w:r>

--- a/tillsyn/A 59526-2025 tillsynsbegäran.docx
+++ b/tillsyn/A 59526-2025 tillsynsbegäran.docx
@@ -384,7 +384,7 @@
     <w:r>
       <w:tab/>
       <w:tab/>
-      <w:t>2026-04-29</w:t>
+      <w:t>2026-04-30</w:t>
       <w:br/>
       <w:br/>
     </w:r>

--- a/tillsyn/A 59526-2025 tillsynsbegäran.docx
+++ b/tillsyn/A 59526-2025 tillsynsbegäran.docx
@@ -384,7 +384,7 @@
     <w:r>
       <w:tab/>
       <w:tab/>
-      <w:t>2026-04-30</w:t>
+      <w:t>2026-05-01</w:t>
       <w:br/>
       <w:br/>
     </w:r>

--- a/tillsyn/A 59526-2025 tillsynsbegäran.docx
+++ b/tillsyn/A 59526-2025 tillsynsbegäran.docx
@@ -384,7 +384,7 @@
     <w:r>
       <w:tab/>
       <w:tab/>
-      <w:t>2026-05-01</w:t>
+      <w:t>2026-05-02</w:t>
       <w:br/>
       <w:br/>
     </w:r>

--- a/tillsyn/A 59526-2025 tillsynsbegäran.docx
+++ b/tillsyn/A 59526-2025 tillsynsbegäran.docx
@@ -384,7 +384,7 @@
     <w:r>
       <w:tab/>
       <w:tab/>
-      <w:t>2026-05-02</w:t>
+      <w:t>2026-05-03</w:t>
       <w:br/>
       <w:br/>
     </w:r>

--- a/tillsyn/A 59526-2025 tillsynsbegäran.docx
+++ b/tillsyn/A 59526-2025 tillsynsbegäran.docx
@@ -384,7 +384,7 @@
     <w:r>
       <w:tab/>
       <w:tab/>
-      <w:t>2026-05-16</w:t>
+      <w:t>2026-05-17</w:t>
       <w:br/>
       <w:br/>
     </w:r>

--- a/tillsyn/A 59526-2025 tillsynsbegäran.docx
+++ b/tillsyn/A 59526-2025 tillsynsbegäran.docx
@@ -384,7 +384,7 @@
     <w:r>
       <w:tab/>
       <w:tab/>
-      <w:t>2026-05-17</w:t>
+      <w:t>2026-05-18</w:t>
       <w:br/>
       <w:br/>
     </w:r>

--- a/tillsyn/A 59526-2025 tillsynsbegäran.docx
+++ b/tillsyn/A 59526-2025 tillsynsbegäran.docx
@@ -384,7 +384,7 @@
     <w:r>
       <w:tab/>
       <w:tab/>
-      <w:t>2026-05-18</w:t>
+      <w:t>2026-05-19</w:t>
       <w:br/>
       <w:br/>
     </w:r>

--- a/tillsyn/A 59526-2025 tillsynsbegäran.docx
+++ b/tillsyn/A 59526-2025 tillsynsbegäran.docx
@@ -384,7 +384,7 @@
     <w:r>
       <w:tab/>
       <w:tab/>
-      <w:t>2026-05-19</w:t>
+      <w:t>2026-05-20</w:t>
       <w:br/>
       <w:br/>
     </w:r>

--- a/tillsyn/A 59526-2025 tillsynsbegäran.docx
+++ b/tillsyn/A 59526-2025 tillsynsbegäran.docx
@@ -384,7 +384,7 @@
     <w:r>
       <w:tab/>
       <w:tab/>
-      <w:t>2026-05-20</w:t>
+      <w:t>2026-05-21</w:t>
       <w:br/>
       <w:br/>
     </w:r>

--- a/tillsyn/A 59526-2025 tillsynsbegäran.docx
+++ b/tillsyn/A 59526-2025 tillsynsbegäran.docx
@@ -384,7 +384,7 @@
     <w:r>
       <w:tab/>
       <w:tab/>
-      <w:t>2026-05-21</w:t>
+      <w:t>2026-05-22</w:t>
       <w:br/>
       <w:br/>
     </w:r>

--- a/tillsyn/A 59526-2025 tillsynsbegäran.docx
+++ b/tillsyn/A 59526-2025 tillsynsbegäran.docx
@@ -384,7 +384,7 @@
     <w:r>
       <w:tab/>
       <w:tab/>
-      <w:t>2026-05-22</w:t>
+      <w:t>2026-05-23</w:t>
       <w:br/>
       <w:br/>
     </w:r>

--- a/tillsyn/A 59526-2025 tillsynsbegäran.docx
+++ b/tillsyn/A 59526-2025 tillsynsbegäran.docx
@@ -384,7 +384,7 @@
     <w:r>
       <w:tab/>
       <w:tab/>
-      <w:t>2026-05-23</w:t>
+      <w:t>2026-05-24</w:t>
       <w:br/>
       <w:br/>
     </w:r>

--- a/tillsyn/A 59526-2025 tillsynsbegäran.docx
+++ b/tillsyn/A 59526-2025 tillsynsbegäran.docx
@@ -384,7 +384,7 @@
     <w:r>
       <w:tab/>
       <w:tab/>
-      <w:t>2026-05-24</w:t>
+      <w:t>2026-05-25</w:t>
       <w:br/>
       <w:br/>
     </w:r>

--- a/tillsyn/A 59526-2025 tillsynsbegäran.docx
+++ b/tillsyn/A 59526-2025 tillsynsbegäran.docx
@@ -384,7 +384,7 @@
     <w:r>
       <w:tab/>
       <w:tab/>
-      <w:t>2026-05-25</w:t>
+      <w:t>2026-05-26</w:t>
       <w:br/>
       <w:br/>
     </w:r>

--- a/tillsyn/A 59526-2025 tillsynsbegäran.docx
+++ b/tillsyn/A 59526-2025 tillsynsbegäran.docx
@@ -384,7 +384,7 @@
     <w:r>
       <w:tab/>
       <w:tab/>
-      <w:t>2026-05-26</w:t>
+      <w:t>2026-05-27</w:t>
       <w:br/>
       <w:br/>
     </w:r>

--- a/tillsyn/A 59526-2025 tillsynsbegäran.docx
+++ b/tillsyn/A 59526-2025 tillsynsbegäran.docx
@@ -384,7 +384,7 @@
     <w:r>
       <w:tab/>
       <w:tab/>
-      <w:t>2026-05-27</w:t>
+      <w:t>2026-05-28</w:t>
       <w:br/>
       <w:br/>
     </w:r>

--- a/tillsyn/A 59526-2025 tillsynsbegäran.docx
+++ b/tillsyn/A 59526-2025 tillsynsbegäran.docx
@@ -384,7 +384,7 @@
     <w:r>
       <w:tab/>
       <w:tab/>
-      <w:t>2026-05-28</w:t>
+      <w:t>2026-05-29</w:t>
       <w:br/>
       <w:br/>
     </w:r>

--- a/tillsyn/A 59526-2025 tillsynsbegäran.docx
+++ b/tillsyn/A 59526-2025 tillsynsbegäran.docx
@@ -384,7 +384,7 @@
     <w:r>
       <w:tab/>
       <w:tab/>
-      <w:t>2026-05-29</w:t>
+      <w:t>2026-05-30</w:t>
       <w:br/>
       <w:br/>
     </w:r>

--- a/tillsyn/A 59526-2025 tillsynsbegäran.docx
+++ b/tillsyn/A 59526-2025 tillsynsbegäran.docx
@@ -384,7 +384,7 @@
     <w:r>
       <w:tab/>
       <w:tab/>
-      <w:t>2026-05-30</w:t>
+      <w:t>2026-05-31</w:t>
       <w:br/>
       <w:br/>
     </w:r>

--- a/tillsyn/A 59526-2025 tillsynsbegäran.docx
+++ b/tillsyn/A 59526-2025 tillsynsbegäran.docx
@@ -384,7 +384,7 @@
     <w:r>
       <w:tab/>
       <w:tab/>
-      <w:t>2026-05-31</w:t>
+      <w:t>2026-06-01</w:t>
       <w:br/>
       <w:br/>
     </w:r>

--- a/tillsyn/A 59526-2025 tillsynsbegäran.docx
+++ b/tillsyn/A 59526-2025 tillsynsbegäran.docx
@@ -384,7 +384,7 @@
     <w:r>
       <w:tab/>
       <w:tab/>
-      <w:t>2026-06-01</w:t>
+      <w:t>2026-06-02</w:t>
       <w:br/>
       <w:br/>
     </w:r>

--- a/tillsyn/A 59526-2025 tillsynsbegäran.docx
+++ b/tillsyn/A 59526-2025 tillsynsbegäran.docx
@@ -384,7 +384,7 @@
     <w:r>
       <w:tab/>
       <w:tab/>
-      <w:t>2026-06-02</w:t>
+      <w:t>2026-06-03</w:t>
       <w:br/>
       <w:br/>
     </w:r>

--- a/tillsyn/A 59526-2025 tillsynsbegäran.docx
+++ b/tillsyn/A 59526-2025 tillsynsbegäran.docx
@@ -384,7 +384,7 @@
     <w:r>
       <w:tab/>
       <w:tab/>
-      <w:t>2026-06-03</w:t>
+      <w:t>2026-06-04</w:t>
       <w:br/>
       <w:br/>
     </w:r>

--- a/tillsyn/A 59526-2025 tillsynsbegäran.docx
+++ b/tillsyn/A 59526-2025 tillsynsbegäran.docx
@@ -384,7 +384,7 @@
     <w:r>
       <w:tab/>
       <w:tab/>
-      <w:t>2026-06-04</w:t>
+      <w:t>2026-06-05</w:t>
       <w:br/>
       <w:br/>
     </w:r>

--- a/tillsyn/A 59526-2025 tillsynsbegäran.docx
+++ b/tillsyn/A 59526-2025 tillsynsbegäran.docx
@@ -384,7 +384,7 @@
     <w:r>
       <w:tab/>
       <w:tab/>
-      <w:t>2026-06-05</w:t>
+      <w:t>2026-06-06</w:t>
       <w:br/>
       <w:br/>
     </w:r>

--- a/tillsyn/A 59526-2025 tillsynsbegäran.docx
+++ b/tillsyn/A 59526-2025 tillsynsbegäran.docx
@@ -384,7 +384,7 @@
     <w:r>
       <w:tab/>
       <w:tab/>
-      <w:t>2026-06-06</w:t>
+      <w:t>2026-06-07</w:t>
       <w:br/>
       <w:br/>
     </w:r>

--- a/tillsyn/A 59526-2025 tillsynsbegäran.docx
+++ b/tillsyn/A 59526-2025 tillsynsbegäran.docx
@@ -384,7 +384,7 @@
     <w:r>
       <w:tab/>
       <w:tab/>
-      <w:t>2026-06-07</w:t>
+      <w:t>2026-06-08</w:t>
       <w:br/>
       <w:br/>
     </w:r>
